--- a/docs/Guide-installation-Projets-Le-Roy.docx
+++ b/docs/Guide-installation-Projets-Le-Roy.docx
@@ -319,7 +319,7 @@
           <w:sz w:val="22"/>
           <w:szCs w:val="22"/>
         </w:rPr>
-        <w:t xml:space="preserve">12. Mettre à jour l'application</w:t>
+        <w:t xml:space="preserve">12. Étape 11 (facultative) — Ouvrir à ChatGPT</w:t>
       </w:r>
     </w:p>
     <w:p>
@@ -334,7 +334,7 @@
           <w:sz w:val="22"/>
           <w:szCs w:val="22"/>
         </w:rPr>
-        <w:t xml:space="preserve">13. Sauvegardes et restauration</w:t>
+        <w:t xml:space="preserve">13. Mettre à jour l'application</w:t>
       </w:r>
     </w:p>
     <w:p>
@@ -349,7 +349,7 @@
           <w:sz w:val="22"/>
           <w:szCs w:val="22"/>
         </w:rPr>
-        <w:t xml:space="preserve">14. Récapitulatif des scripts</w:t>
+        <w:t xml:space="preserve">14. Sauvegardes et restauration</w:t>
       </w:r>
     </w:p>
     <w:p>
@@ -364,7 +364,7 @@
           <w:sz w:val="22"/>
           <w:szCs w:val="22"/>
         </w:rPr>
-        <w:t xml:space="preserve">15. Dépannage</w:t>
+        <w:t xml:space="preserve">15. Récapitulatif des scripts</w:t>
       </w:r>
     </w:p>
     <w:p>
@@ -379,7 +379,22 @@
           <w:sz w:val="22"/>
           <w:szCs w:val="22"/>
         </w:rPr>
-        <w:t xml:space="preserve">16. Fiche mémo à remplir</w:t>
+        <w:t xml:space="preserve">16. Dépannage</w:t>
+      </w:r>
+    </w:p>
+    <w:p>
+      <w:pPr>
+        <w:pBdr>
+          <w:bottom w:val="dotted" w:color="D9D4D1" w:sz="4" w:space="4"/>
+        </w:pBdr>
+        <w:spacing w:after="100"/>
+      </w:pPr>
+      <w:r>
+        <w:rPr>
+          <w:sz w:val="22"/>
+          <w:szCs w:val="22"/>
+        </w:rPr>
+        <w:t xml:space="preserve">17. Fiche mémo à remplir</w:t>
       </w:r>
     </w:p>
     <w:p>
@@ -1688,6 +1703,92 @@
           </w:p>
         </w:tc>
       </w:tr>
+      <w:tr>
+        <w:trPr>
+          <w:cantSplit/>
+        </w:trPr>
+        <w:tc>
+          <w:tcPr>
+            <w:tcW w:type="dxa" w:w="900"/>
+            <w:tcBorders>
+              <w:top w:val="single" w:color="D9D4D1" w:sz="4"/>
+              <w:left w:val="single" w:color="D9D4D1" w:sz="4"/>
+              <w:bottom w:val="single" w:color="D9D4D1" w:sz="4"/>
+              <w:right w:val="single" w:color="D9D4D1" w:sz="4"/>
+            </w:tcBorders>
+            <w:shd w:fill="FFFFFF" w:color="auto" w:val="clear"/>
+            <w:tcMar>
+              <w:top w:type="dxa" w:w="80"/>
+              <w:left w:type="dxa" w:w="120"/>
+              <w:bottom w:type="dxa" w:w="80"/>
+              <w:right w:type="dxa" w:w="120"/>
+            </w:tcMar>
+            <w:vAlign w:val="center"/>
+          </w:tcPr>
+          <w:p>
+            <w:pPr>
+              <w:spacing w:after="40"/>
+            </w:pPr>
+            <w:r>
+              <w:t xml:space="preserve">11</w:t>
+            </w:r>
+          </w:p>
+        </w:tc>
+        <w:tc>
+          <w:tcPr>
+            <w:tcW w:type="dxa" w:w="7038"/>
+            <w:tcBorders>
+              <w:top w:val="single" w:color="D9D4D1" w:sz="4"/>
+              <w:left w:val="single" w:color="D9D4D1" w:sz="4"/>
+              <w:bottom w:val="single" w:color="D9D4D1" w:sz="4"/>
+              <w:right w:val="single" w:color="D9D4D1" w:sz="4"/>
+            </w:tcBorders>
+            <w:shd w:fill="FFFFFF" w:color="auto" w:val="clear"/>
+            <w:tcMar>
+              <w:top w:type="dxa" w:w="80"/>
+              <w:left w:type="dxa" w:w="120"/>
+              <w:bottom w:type="dxa" w:w="80"/>
+              <w:right w:type="dxa" w:w="120"/>
+            </w:tcMar>
+            <w:vAlign w:val="center"/>
+          </w:tcPr>
+          <w:p>
+            <w:pPr>
+              <w:spacing w:after="40"/>
+            </w:pPr>
+            <w:r>
+              <w:t xml:space="preserve">(Facultatif) Ouvrir l'application à ChatGPT</w:t>
+            </w:r>
+          </w:p>
+        </w:tc>
+        <w:tc>
+          <w:tcPr>
+            <w:tcW w:type="dxa" w:w="1700"/>
+            <w:tcBorders>
+              <w:top w:val="single" w:color="D9D4D1" w:sz="4"/>
+              <w:left w:val="single" w:color="D9D4D1" w:sz="4"/>
+              <w:bottom w:val="single" w:color="D9D4D1" w:sz="4"/>
+              <w:right w:val="single" w:color="D9D4D1" w:sz="4"/>
+            </w:tcBorders>
+            <w:shd w:fill="FFFFFF" w:color="auto" w:val="clear"/>
+            <w:tcMar>
+              <w:top w:type="dxa" w:w="80"/>
+              <w:left w:type="dxa" w:w="120"/>
+              <w:bottom w:type="dxa" w:w="80"/>
+              <w:right w:type="dxa" w:w="120"/>
+            </w:tcMar>
+            <w:vAlign w:val="center"/>
+          </w:tcPr>
+          <w:p>
+            <w:pPr>
+              <w:spacing w:after="40"/>
+            </w:pPr>
+            <w:r>
+              <w:t xml:space="preserve">10 min</w:t>
+            </w:r>
+          </w:p>
+        </w:tc>
+      </w:tr>
     </w:tbl>
     <w:p>
       <w:pPr>
@@ -5419,7 +5520,7 @@
         <w:pageBreakBefore/>
       </w:pPr>
       <w:r>
-        <w:t xml:space="preserve">12. Mettre à jour l'application</w:t>
+        <w:t xml:space="preserve">12. Étape 11 (facultative) — Ouvrir à ChatGPT</w:t>
       </w:r>
     </w:p>
     <w:p>
@@ -5427,7 +5528,274 @@
         <w:spacing w:after="120"/>
       </w:pPr>
       <w:r>
-        <w:t xml:space="preserve">Quand une nouvelle version est publiée sur GitHub :</w:t>
+        <w:t xml:space="preserve">ChatGPT peut lui aussi lire et faire avancer les tâches. Mais contrairement à Claude, </w:t>
+      </w:r>
+      <w:r>
+        <w:rPr>
+          <w:b/>
+          <w:bCs/>
+        </w:rPr>
+        <w:t xml:space="preserve">ChatGPT fonctionne depuis les serveurs d'OpenAI, sur Internet</w:t>
+      </w:r>
+      <w:r>
+        <w:t xml:space="preserve"> : il ne peut joindre l'application que par un </w:t>
+      </w:r>
+      <w:r>
+        <w:rPr>
+          <w:b/>
+          <w:bCs/>
+        </w:rPr>
+        <w:t xml:space="preserve">tunnel HTTPS sécurisé</w:t>
+      </w:r>
+      <w:r>
+        <w:t xml:space="preserve">, ouvert à la demande.</w:t>
+      </w:r>
+    </w:p>
+    <w:tbl>
+      <w:tblPr>
+        <w:tblW w:type="dxa" w:w="9638"/>
+        <w:tblBorders>
+          <w:top w:val="single" w:color="auto" w:sz="4"/>
+          <w:left w:val="single" w:color="auto" w:sz="4"/>
+          <w:bottom w:val="single" w:color="auto" w:sz="4"/>
+          <w:right w:val="single" w:color="auto" w:sz="4"/>
+          <w:insideH w:val="single" w:color="auto" w:sz="4"/>
+          <w:insideV w:val="single" w:color="auto" w:sz="4"/>
+        </w:tblBorders>
+      </w:tblPr>
+      <w:tblGrid>
+        <w:gridCol w:w="9638"/>
+      </w:tblGrid>
+      <w:tr>
+        <w:trPr>
+          <w:cantSplit/>
+        </w:trPr>
+        <w:tc>
+          <w:tcPr>
+            <w:tcW w:type="dxa" w:w="9638"/>
+            <w:tcBorders>
+              <w:top w:val="none" w:color="FFFFFF" w:sz="0"/>
+              <w:left w:val="single" w:color="C4122F" w:sz="24"/>
+              <w:bottom w:val="none" w:color="FFFFFF" w:sz="0"/>
+              <w:right w:val="none" w:color="FFFFFF" w:sz="0"/>
+            </w:tcBorders>
+            <w:shd w:fill="FBE6E9" w:color="auto" w:val="clear"/>
+            <w:tcMar>
+              <w:top w:type="dxa" w:w="120"/>
+              <w:left w:type="dxa" w:w="200"/>
+              <w:bottom w:type="dxa" w:w="120"/>
+              <w:right w:type="dxa" w:w="200"/>
+            </w:tcMar>
+          </w:tcPr>
+          <w:p>
+            <w:pPr>
+              <w:spacing w:after="60"/>
+            </w:pPr>
+            <w:r>
+              <w:rPr>
+                <w:b/>
+                <w:bCs/>
+                <w:color w:val="C4122F"/>
+              </w:rPr>
+              <w:t xml:space="preserve">❗  Ce qui est protégé</w:t>
+            </w:r>
+          </w:p>
+          <w:p>
+            <w:pPr>
+              <w:spacing w:after="40"/>
+            </w:pPr>
+            <w:r>
+              <w:t xml:space="preserve">L'application elle-même </w:t>
+            </w:r>
+            <w:r>
+              <w:rPr>
+                <w:b/>
+                <w:bCs/>
+              </w:rPr>
+              <w:t xml:space="preserve">reste fermée</w:t>
+            </w:r>
+            <w:r>
+              <w:t xml:space="preserve"> à Internet : seul un petit connecteur à part (port 3001, sur le PC serveur uniquement) est rendu accessible, et il ne donne accès </w:t>
+            </w:r>
+            <w:r>
+              <w:rPr>
+                <w:b/>
+                <w:bCs/>
+              </w:rPr>
+              <w:t xml:space="preserve">qu'aux outils de tâches</w:t>
+            </w:r>
+            <w:r>
+              <w:t xml:space="preserve">.</w:t>
+            </w:r>
+          </w:p>
+          <w:p>
+            <w:pPr>
+              <w:spacing w:after="40"/>
+            </w:pPr>
+            <w:r>
+              <w:t xml:space="preserve">Chaque demande doit contenir une </w:t>
+            </w:r>
+            <w:r>
+              <w:rPr>
+                <w:b/>
+                <w:bCs/>
+              </w:rPr>
+              <w:t xml:space="preserve">clé d'accès personnelle</w:t>
+            </w:r>
+            <w:r>
+              <w:t xml:space="preserve">. 20 essais avec une mauvaise clé bloquent l'adresse 10 minutes. ChatGPT ne peut </w:t>
+            </w:r>
+            <w:r>
+              <w:rPr>
+                <w:b/>
+                <w:bCs/>
+              </w:rPr>
+              <w:t xml:space="preserve">rien supprimer</w:t>
+            </w:r>
+            <w:r>
+              <w:t xml:space="preserve">.</w:t>
+            </w:r>
+          </w:p>
+          <w:p>
+            <w:pPr>
+              <w:spacing w:after="40"/>
+            </w:pPr>
+            <w:r>
+              <w:t xml:space="preserve">Le connecteur est </w:t>
+            </w:r>
+            <w:r>
+              <w:rPr>
+                <w:b/>
+                <w:bCs/>
+              </w:rPr>
+              <w:t xml:space="preserve">désactivé par défaut</w:t>
+            </w:r>
+            <w:r>
+              <w:t xml:space="preserve">, et l'accès depuis Internet ne dure </w:t>
+            </w:r>
+            <w:r>
+              <w:rPr>
+                <w:b/>
+                <w:bCs/>
+              </w:rPr>
+              <w:t xml:space="preserve">que tant que la fenêtre</w:t>
+            </w:r>
+            <w:r>
+              <w:t xml:space="preserve"> </w:t>
+            </w:r>
+            <w:r>
+              <w:rPr>
+                <w:rFonts w:ascii="Consolas" w:cs="Consolas" w:eastAsia="Consolas" w:hAnsi="Consolas"/>
+                <w:color w:val="3D3A39"/>
+                <w:sz w:val="20"/>
+                <w:szCs w:val="20"/>
+                <w:shd w:fill="EDEAE8" w:color="auto" w:val="clear"/>
+              </w:rPr>
+              <w:t xml:space="preserve">ouvrir-pour-chatgpt.bat</w:t>
+            </w:r>
+            <w:r>
+              <w:t xml:space="preserve"> est ouverte.</w:t>
+            </w:r>
+          </w:p>
+        </w:tc>
+      </w:tr>
+    </w:tbl>
+    <w:p>
+      <w:pPr>
+        <w:pStyle w:val="Heading2"/>
+      </w:pPr>
+      <w:r>
+        <w:t xml:space="preserve">Ce qu'il faut</w:t>
+      </w:r>
+    </w:p>
+    <w:p>
+      <w:pPr>
+        <w:pStyle w:val="ListParagraph"/>
+        <w:numPr>
+          <w:ilvl w:val="0"/>
+          <w:numId w:val="2"/>
+        </w:numPr>
+        <w:spacing w:after="80"/>
+      </w:pPr>
+      <w:r>
+        <w:t xml:space="preserve">Un abonnement </w:t>
+      </w:r>
+      <w:r>
+        <w:rPr>
+          <w:b/>
+          <w:bCs/>
+        </w:rPr>
+        <w:t xml:space="preserve">ChatGPT payant</w:t>
+      </w:r>
+      <w:r>
+        <w:t xml:space="preserve"> (Plus, Pro, Business, Enterprise ou Edu) avec le </w:t>
+      </w:r>
+      <w:r>
+        <w:rPr>
+          <w:b/>
+          <w:bCs/>
+        </w:rPr>
+        <w:t xml:space="preserve">mode développeur</w:t>
+      </w:r>
+      <w:r>
+        <w:t xml:space="preserve">. En entreprise, l'administrateur de l'espace ChatGPT doit l'autoriser.</w:t>
+      </w:r>
+    </w:p>
+    <w:p>
+      <w:pPr>
+        <w:pStyle w:val="ListParagraph"/>
+        <w:numPr>
+          <w:ilvl w:val="0"/>
+          <w:numId w:val="2"/>
+        </w:numPr>
+        <w:spacing w:after="80"/>
+      </w:pPr>
+      <w:r>
+        <w:t xml:space="preserve">Une connexion Internet sur le PC serveur.</w:t>
+      </w:r>
+    </w:p>
+    <w:p>
+      <w:pPr>
+        <w:pStyle w:val="Heading2"/>
+      </w:pPr>
+      <w:r>
+        <w:t xml:space="preserve">1. Activer le connecteur (administrateur, une fois)</w:t>
+      </w:r>
+    </w:p>
+    <w:p>
+      <w:pPr>
+        <w:spacing w:after="120"/>
+      </w:pPr>
+      <w:r>
+        <w:t xml:space="preserve">Dans l'application : </w:t>
+      </w:r>
+      <w:r>
+        <w:rPr>
+          <w:b/>
+          <w:bCs/>
+        </w:rPr>
+        <w:t xml:space="preserve">Compte</w:t>
+      </w:r>
+      <w:r>
+        <w:t xml:space="preserve"> → bas de la partie « Lier à Claude ou ChatGPT » → </w:t>
+      </w:r>
+      <w:r>
+        <w:rPr>
+          <w:b/>
+          <w:bCs/>
+        </w:rPr>
+        <w:t xml:space="preserve">Activer le connecteur ChatGPT</w:t>
+      </w:r>
+      <w:r>
+        <w:t xml:space="preserve">.</w:t>
+      </w:r>
+    </w:p>
+    <w:p>
+      <w:pPr>
+        <w:pStyle w:val="Heading2"/>
+      </w:pPr>
+      <w:r>
+        <w:t xml:space="preserve">2. Ouvrir le tunnel (sur le PC serveur)</w:t>
       </w:r>
     </w:p>
     <w:p>
@@ -5440,19 +5808,34 @@
         <w:spacing w:after="100"/>
       </w:pPr>
       <w:r>
-        <w:t xml:space="preserve">Sur le PC serveur, double-cliquez sur </w:t>
-      </w:r>
-      <w:r>
-        <w:rPr>
-          <w:rFonts w:ascii="Consolas" w:cs="Consolas" w:eastAsia="Consolas" w:hAnsi="Consolas"/>
-          <w:b/>
-          <w:bCs/>
-          <w:color w:val="3D3A39"/>
-          <w:sz w:val="20"/>
-          <w:szCs w:val="20"/>
-          <w:shd w:fill="EDEAE8" w:color="auto" w:val="clear"/>
-        </w:rPr>
-        <w:t xml:space="preserve">mettre-a-jour.bat</w:t>
+        <w:t xml:space="preserve">Créez une clé d'accès avec le compte de la personne qui utilisera ChatGPT (</w:t>
+      </w:r>
+      <w:r>
+        <w:rPr>
+          <w:b/>
+          <w:bCs/>
+        </w:rPr>
+        <w:t xml:space="preserve">Compte</w:t>
+      </w:r>
+      <w:r>
+        <w:t xml:space="preserve"> → </w:t>
+      </w:r>
+      <w:r>
+        <w:rPr>
+          <w:b/>
+          <w:bCs/>
+        </w:rPr>
+        <w:t xml:space="preserve">Créer une clé d'accès</w:t>
+      </w:r>
+      <w:r>
+        <w:t xml:space="preserve">), puis </w:t>
+      </w:r>
+      <w:r>
+        <w:rPr>
+          <w:b/>
+          <w:bCs/>
+        </w:rPr>
+        <w:t xml:space="preserve">Copier la clé</w:t>
       </w:r>
       <w:r>
         <w:t xml:space="preserve">.</w:t>
@@ -5468,7 +5851,22 @@
         <w:spacing w:after="100"/>
       </w:pPr>
       <w:r>
-        <w:t xml:space="preserve">Le script arrête l'application, récupère la nouvelle version, réinstalle les composants et relance l'application.</w:t>
+        <w:t xml:space="preserve">Double-cliquez sur </w:t>
+      </w:r>
+      <w:r>
+        <w:rPr>
+          <w:rFonts w:ascii="Consolas" w:cs="Consolas" w:eastAsia="Consolas" w:hAnsi="Consolas"/>
+          <w:b/>
+          <w:bCs/>
+          <w:color w:val="3D3A39"/>
+          <w:sz w:val="20"/>
+          <w:szCs w:val="20"/>
+          <w:shd w:fill="EDEAE8" w:color="auto" w:val="clear"/>
+        </w:rPr>
+        <w:t xml:space="preserve">ouvrir-pour-chatgpt.bat</w:t>
+      </w:r>
+      <w:r>
+        <w:t xml:space="preserve">. La première fois, il télécharge l'outil de tunnel officiel de Cloudflare (environ 60 Mo).</w:t>
       </w:r>
     </w:p>
     <w:p>
@@ -5481,7 +5879,27 @@
         <w:spacing w:after="100"/>
       </w:pPr>
       <w:r>
-        <w:t xml:space="preserve">Si une fenêtre GitHub demande de vous connecter, connectez-vous.</w:t>
+        <w:t xml:space="preserve">Collez la clé (</w:t>
+      </w:r>
+      <w:r>
+        <w:rPr>
+          <w:b/>
+          <w:bCs/>
+        </w:rPr>
+        <w:t xml:space="preserve">clic droit</w:t>
+      </w:r>
+      <w:r>
+        <w:t xml:space="preserve">), puis </w:t>
+      </w:r>
+      <w:r>
+        <w:rPr>
+          <w:b/>
+          <w:bCs/>
+        </w:rPr>
+        <w:t xml:space="preserve">Entrée</w:t>
+      </w:r>
+      <w:r>
+        <w:t xml:space="preserve">.</w:t>
       </w:r>
     </w:p>
     <w:p>
@@ -5494,17 +5912,30 @@
         <w:spacing w:after="100"/>
       </w:pPr>
       <w:r>
-        <w:t xml:space="preserve">Attendez </w:t>
-      </w:r>
-      <w:r>
-        <w:rPr>
-          <w:b/>
-          <w:bCs/>
-        </w:rPr>
-        <w:t xml:space="preserve">« Mise à jour terminée »</w:t>
-      </w:r>
-      <w:r>
-        <w:t xml:space="preserve">.</w:t>
+        <w:t xml:space="preserve">Une adresse s'affiche, de la forme </w:t>
+      </w:r>
+      <w:r>
+        <w:rPr>
+          <w:rFonts w:ascii="Consolas" w:cs="Consolas" w:eastAsia="Consolas" w:hAnsi="Consolas"/>
+          <w:color w:val="3D3A39"/>
+          <w:sz w:val="20"/>
+          <w:szCs w:val="20"/>
+          <w:shd w:fill="EDEAE8" w:color="auto" w:val="clear"/>
+        </w:rPr>
+        <w:t xml:space="preserve">https://….trycloudflare.com/mcp/lr_…</w:t>
+      </w:r>
+      <w:r>
+        <w:t xml:space="preserve"> : c'est </w:t>
+      </w:r>
+      <w:r>
+        <w:rPr>
+          <w:b/>
+          <w:bCs/>
+        </w:rPr>
+        <w:t xml:space="preserve">l'adresse à coller dans ChatGPT</w:t>
+      </w:r>
+      <w:r>
+        <w:t xml:space="preserve">. Elle contient la clé : ne la partagez pas.</w:t>
       </w:r>
     </w:p>
     <w:p>
@@ -5513,6 +5944,693 @@
         <w:numPr>
           <w:ilvl w:val="0"/>
           <w:numId w:val="15"/>
+        </w:numPr>
+        <w:spacing w:after="100"/>
+      </w:pPr>
+      <w:r>
+        <w:rPr>
+          <w:b/>
+          <w:bCs/>
+        </w:rPr>
+        <w:t xml:space="preserve">Laissez la fenêtre ouverte</w:t>
+      </w:r>
+      <w:r>
+        <w:t xml:space="preserve"> tant que ChatGPT doit accéder aux tâches. La fermer coupe l'accès.</w:t>
+      </w:r>
+    </w:p>
+    <w:tbl>
+      <w:tblPr>
+        <w:tblW w:type="dxa" w:w="9638"/>
+        <w:tblBorders>
+          <w:top w:val="single" w:color="auto" w:sz="4"/>
+          <w:left w:val="single" w:color="auto" w:sz="4"/>
+          <w:bottom w:val="single" w:color="auto" w:sz="4"/>
+          <w:right w:val="single" w:color="auto" w:sz="4"/>
+          <w:insideH w:val="single" w:color="auto" w:sz="4"/>
+          <w:insideV w:val="single" w:color="auto" w:sz="4"/>
+        </w:tblBorders>
+      </w:tblPr>
+      <w:tblGrid>
+        <w:gridCol w:w="9638"/>
+      </w:tblGrid>
+      <w:tr>
+        <w:trPr>
+          <w:cantSplit/>
+        </w:trPr>
+        <w:tc>
+          <w:tcPr>
+            <w:tcW w:type="dxa" w:w="9638"/>
+            <w:tcBorders>
+              <w:top w:val="none" w:color="FFFFFF" w:sz="0"/>
+              <w:left w:val="single" w:color="9A5B00" w:sz="24"/>
+              <w:bottom w:val="none" w:color="FFFFFF" w:sz="0"/>
+              <w:right w:val="none" w:color="FFFFFF" w:sz="0"/>
+            </w:tcBorders>
+            <w:shd w:fill="FBEFD9" w:color="auto" w:val="clear"/>
+            <w:tcMar>
+              <w:top w:type="dxa" w:w="120"/>
+              <w:left w:type="dxa" w:w="200"/>
+              <w:bottom w:type="dxa" w:w="120"/>
+              <w:right w:type="dxa" w:w="200"/>
+            </w:tcMar>
+          </w:tcPr>
+          <w:p>
+            <w:pPr>
+              <w:spacing w:after="60"/>
+            </w:pPr>
+            <w:r>
+              <w:rPr>
+                <w:b/>
+                <w:bCs/>
+                <w:color w:val="9A5B00"/>
+              </w:rPr>
+              <w:t xml:space="preserve">⚠️  L'adresse change à chaque ouverture du tunnel</w:t>
+            </w:r>
+          </w:p>
+          <w:p>
+            <w:pPr>
+              <w:spacing w:after="40"/>
+            </w:pPr>
+            <w:r>
+              <w:t xml:space="preserve">Il faut alors la mettre à jour dans ChatGPT. Pour une adresse fixe et permanente, un prestataire informatique peut créer un « tunnel nommé » Cloudflare (compte Cloudflare et nom de domaine nécessaires) vers </w:t>
+            </w:r>
+            <w:r>
+              <w:rPr>
+                <w:rFonts w:ascii="Consolas" w:cs="Consolas" w:eastAsia="Consolas" w:hAnsi="Consolas"/>
+                <w:color w:val="3D3A39"/>
+                <w:sz w:val="20"/>
+                <w:szCs w:val="20"/>
+                <w:shd w:fill="EDEAE8" w:color="auto" w:val="clear"/>
+              </w:rPr>
+              <w:t xml:space="preserve">http://127.0.0.1:3001</w:t>
+            </w:r>
+            <w:r>
+              <w:t xml:space="preserve">.</w:t>
+            </w:r>
+          </w:p>
+        </w:tc>
+      </w:tr>
+    </w:tbl>
+    <w:p>
+      <w:pPr>
+        <w:pStyle w:val="Heading2"/>
+      </w:pPr>
+      <w:r>
+        <w:t xml:space="preserve">3. Ajouter le connecteur dans ChatGPT</w:t>
+      </w:r>
+    </w:p>
+    <w:p>
+      <w:pPr>
+        <w:spacing w:after="120"/>
+      </w:pPr>
+      <w:r>
+        <w:t xml:space="preserve">Les noms des menus peuvent varier selon la version de ChatGPT.</w:t>
+      </w:r>
+    </w:p>
+    <w:p>
+      <w:pPr>
+        <w:pStyle w:val="ListParagraph"/>
+        <w:numPr>
+          <w:ilvl w:val="0"/>
+          <w:numId w:val="16"/>
+        </w:numPr>
+        <w:spacing w:after="100"/>
+      </w:pPr>
+      <w:r>
+        <w:t xml:space="preserve">ChatGPT → </w:t>
+      </w:r>
+      <w:r>
+        <w:rPr>
+          <w:b/>
+          <w:bCs/>
+        </w:rPr>
+        <w:t xml:space="preserve">Paramètres</w:t>
+      </w:r>
+      <w:r>
+        <w:t xml:space="preserve"> → </w:t>
+      </w:r>
+      <w:r>
+        <w:rPr>
+          <w:b/>
+          <w:bCs/>
+        </w:rPr>
+        <w:t xml:space="preserve">Applications et connecteurs</w:t>
+      </w:r>
+      <w:r>
+        <w:t xml:space="preserve">.</w:t>
+      </w:r>
+    </w:p>
+    <w:p>
+      <w:pPr>
+        <w:pStyle w:val="ListParagraph"/>
+        <w:numPr>
+          <w:ilvl w:val="0"/>
+          <w:numId w:val="16"/>
+        </w:numPr>
+        <w:spacing w:after="100"/>
+      </w:pPr>
+      <w:r>
+        <w:rPr>
+          <w:b/>
+          <w:bCs/>
+        </w:rPr>
+        <w:t xml:space="preserve">Paramètres avancés</w:t>
+      </w:r>
+      <w:r>
+        <w:t xml:space="preserve"> → activez le </w:t>
+      </w:r>
+      <w:r>
+        <w:rPr>
+          <w:b/>
+          <w:bCs/>
+        </w:rPr>
+        <w:t xml:space="preserve">Mode développeur</w:t>
+      </w:r>
+      <w:r>
+        <w:t xml:space="preserve">.</w:t>
+      </w:r>
+    </w:p>
+    <w:p>
+      <w:pPr>
+        <w:pStyle w:val="ListParagraph"/>
+        <w:numPr>
+          <w:ilvl w:val="0"/>
+          <w:numId w:val="16"/>
+        </w:numPr>
+        <w:spacing w:after="100"/>
+      </w:pPr>
+      <w:r>
+        <w:rPr>
+          <w:b/>
+          <w:bCs/>
+        </w:rPr>
+        <w:t xml:space="preserve">Créer</w:t>
+      </w:r>
+      <w:r>
+        <w:t xml:space="preserve"> un connecteur : nom </w:t>
+      </w:r>
+      <w:r>
+        <w:rPr>
+          <w:rFonts w:ascii="Consolas" w:cs="Consolas" w:eastAsia="Consolas" w:hAnsi="Consolas"/>
+          <w:color w:val="3D3A39"/>
+          <w:sz w:val="20"/>
+          <w:szCs w:val="20"/>
+          <w:shd w:fill="EDEAE8" w:color="auto" w:val="clear"/>
+        </w:rPr>
+        <w:t xml:space="preserve">Projets Le Roy</w:t>
+      </w:r>
+      <w:r>
+        <w:t xml:space="preserve">, URL du serveur MCP = l'adresse affichée par le script, authentification </w:t>
+      </w:r>
+      <w:r>
+        <w:rPr>
+          <w:b/>
+          <w:bCs/>
+        </w:rPr>
+        <w:t xml:space="preserve">Aucune</w:t>
+      </w:r>
+      <w:r>
+        <w:t xml:space="preserve"> (la clé est déjà dans l'adresse). Cochez « Je fais confiance à cette application », puis </w:t>
+      </w:r>
+      <w:r>
+        <w:rPr>
+          <w:b/>
+          <w:bCs/>
+        </w:rPr>
+        <w:t xml:space="preserve">Créer</w:t>
+      </w:r>
+      <w:r>
+        <w:t xml:space="preserve">.</w:t>
+      </w:r>
+    </w:p>
+    <w:p>
+      <w:pPr>
+        <w:pStyle w:val="ListParagraph"/>
+        <w:numPr>
+          <w:ilvl w:val="0"/>
+          <w:numId w:val="16"/>
+        </w:numPr>
+        <w:spacing w:after="100"/>
+      </w:pPr>
+      <w:r>
+        <w:t xml:space="preserve">Dans une conversation : bouton </w:t>
+      </w:r>
+      <w:r>
+        <w:rPr>
+          <w:b/>
+          <w:bCs/>
+        </w:rPr>
+        <w:t xml:space="preserve">+</w:t>
+      </w:r>
+      <w:r>
+        <w:t xml:space="preserve"> → </w:t>
+      </w:r>
+      <w:r>
+        <w:rPr>
+          <w:b/>
+          <w:bCs/>
+        </w:rPr>
+        <w:t xml:space="preserve">Mode développeur</w:t>
+      </w:r>
+      <w:r>
+        <w:t xml:space="preserve"> → activez </w:t>
+      </w:r>
+      <w:r>
+        <w:rPr>
+          <w:b/>
+          <w:bCs/>
+        </w:rPr>
+        <w:t xml:space="preserve">Projets Le Roy</w:t>
+      </w:r>
+      <w:r>
+        <w:t xml:space="preserve">.</w:t>
+      </w:r>
+    </w:p>
+    <w:p>
+      <w:pPr>
+        <w:pStyle w:val="ListParagraph"/>
+        <w:numPr>
+          <w:ilvl w:val="0"/>
+          <w:numId w:val="16"/>
+        </w:numPr>
+        <w:spacing w:after="100"/>
+      </w:pPr>
+      <w:r>
+        <w:t xml:space="preserve">Demandez : « Quelles sont mes tâches en retard ? »</w:t>
+      </w:r>
+    </w:p>
+    <w:p>
+      <w:pPr>
+        <w:pStyle w:val="Heading2"/>
+      </w:pPr>
+      <w:r>
+        <w:t xml:space="preserve">Arrêter l'accès</w:t>
+      </w:r>
+    </w:p>
+    <w:tbl>
+      <w:tblPr>
+        <w:tblW w:type="dxa" w:w="9638"/>
+        <w:tblBorders>
+          <w:top w:val="single" w:color="auto" w:sz="4"/>
+          <w:left w:val="single" w:color="auto" w:sz="4"/>
+          <w:bottom w:val="single" w:color="auto" w:sz="4"/>
+          <w:right w:val="single" w:color="auto" w:sz="4"/>
+          <w:insideH w:val="single" w:color="auto" w:sz="4"/>
+          <w:insideV w:val="single" w:color="auto" w:sz="4"/>
+        </w:tblBorders>
+      </w:tblPr>
+      <w:tblGrid>
+        <w:gridCol w:w="3000"/>
+        <w:gridCol w:w="6638"/>
+      </w:tblGrid>
+      <w:tr>
+        <w:trPr>
+          <w:cantSplit/>
+        </w:trPr>
+        <w:tc>
+          <w:tcPr>
+            <w:tcW w:type="dxa" w:w="3000"/>
+            <w:tcBorders>
+              <w:top w:val="single" w:color="D9D4D1" w:sz="4"/>
+              <w:left w:val="single" w:color="D9D4D1" w:sz="4"/>
+              <w:bottom w:val="single" w:color="D9D4D1" w:sz="4"/>
+              <w:right w:val="single" w:color="D9D4D1" w:sz="4"/>
+            </w:tcBorders>
+            <w:shd w:fill="C4122F" w:color="auto" w:val="clear"/>
+            <w:tcMar>
+              <w:top w:type="dxa" w:w="80"/>
+              <w:left w:type="dxa" w:w="120"/>
+              <w:bottom w:type="dxa" w:w="80"/>
+              <w:right w:type="dxa" w:w="120"/>
+            </w:tcMar>
+            <w:vAlign w:val="center"/>
+          </w:tcPr>
+          <w:p>
+            <w:pPr>
+              <w:spacing w:after="40"/>
+            </w:pPr>
+            <w:r>
+              <w:rPr>
+                <w:b/>
+                <w:bCs/>
+                <w:color w:val="FFFFFF"/>
+              </w:rPr>
+              <w:t xml:space="preserve">Pour…</w:t>
+            </w:r>
+          </w:p>
+        </w:tc>
+        <w:tc>
+          <w:tcPr>
+            <w:tcW w:type="dxa" w:w="6638"/>
+            <w:tcBorders>
+              <w:top w:val="single" w:color="D9D4D1" w:sz="4"/>
+              <w:left w:val="single" w:color="D9D4D1" w:sz="4"/>
+              <w:bottom w:val="single" w:color="D9D4D1" w:sz="4"/>
+              <w:right w:val="single" w:color="D9D4D1" w:sz="4"/>
+            </w:tcBorders>
+            <w:shd w:fill="C4122F" w:color="auto" w:val="clear"/>
+            <w:tcMar>
+              <w:top w:type="dxa" w:w="80"/>
+              <w:left w:type="dxa" w:w="120"/>
+              <w:bottom w:type="dxa" w:w="80"/>
+              <w:right w:type="dxa" w:w="120"/>
+            </w:tcMar>
+            <w:vAlign w:val="center"/>
+          </w:tcPr>
+          <w:p>
+            <w:pPr>
+              <w:spacing w:after="40"/>
+            </w:pPr>
+            <w:r>
+              <w:rPr>
+                <w:b/>
+                <w:bCs/>
+                <w:color w:val="FFFFFF"/>
+              </w:rPr>
+              <w:t xml:space="preserve">Faire</w:t>
+            </w:r>
+          </w:p>
+        </w:tc>
+      </w:tr>
+      <w:tr>
+        <w:trPr>
+          <w:cantSplit/>
+        </w:trPr>
+        <w:tc>
+          <w:tcPr>
+            <w:tcW w:type="dxa" w:w="3000"/>
+            <w:tcBorders>
+              <w:top w:val="single" w:color="D9D4D1" w:sz="4"/>
+              <w:left w:val="single" w:color="D9D4D1" w:sz="4"/>
+              <w:bottom w:val="single" w:color="D9D4D1" w:sz="4"/>
+              <w:right w:val="single" w:color="D9D4D1" w:sz="4"/>
+            </w:tcBorders>
+            <w:shd w:fill="FFFFFF" w:color="auto" w:val="clear"/>
+            <w:tcMar>
+              <w:top w:type="dxa" w:w="80"/>
+              <w:left w:type="dxa" w:w="120"/>
+              <w:bottom w:type="dxa" w:w="80"/>
+              <w:right w:type="dxa" w:w="120"/>
+            </w:tcMar>
+            <w:vAlign w:val="center"/>
+          </w:tcPr>
+          <w:p>
+            <w:pPr>
+              <w:spacing w:after="40"/>
+            </w:pPr>
+            <w:r>
+              <w:t xml:space="preserve">Couper tout de suite</w:t>
+            </w:r>
+          </w:p>
+        </w:tc>
+        <w:tc>
+          <w:tcPr>
+            <w:tcW w:type="dxa" w:w="6638"/>
+            <w:tcBorders>
+              <w:top w:val="single" w:color="D9D4D1" w:sz="4"/>
+              <w:left w:val="single" w:color="D9D4D1" w:sz="4"/>
+              <w:bottom w:val="single" w:color="D9D4D1" w:sz="4"/>
+              <w:right w:val="single" w:color="D9D4D1" w:sz="4"/>
+            </w:tcBorders>
+            <w:shd w:fill="FFFFFF" w:color="auto" w:val="clear"/>
+            <w:tcMar>
+              <w:top w:type="dxa" w:w="80"/>
+              <w:left w:type="dxa" w:w="120"/>
+              <w:bottom w:type="dxa" w:w="80"/>
+              <w:right w:type="dxa" w:w="120"/>
+            </w:tcMar>
+            <w:vAlign w:val="center"/>
+          </w:tcPr>
+          <w:p>
+            <w:pPr>
+              <w:spacing w:after="40"/>
+            </w:pPr>
+            <w:r>
+              <w:t xml:space="preserve">Fermer la fenêtre </w:t>
+            </w:r>
+            <w:r>
+              <w:rPr>
+                <w:rFonts w:ascii="Consolas" w:cs="Consolas" w:eastAsia="Consolas" w:hAnsi="Consolas"/>
+                <w:color w:val="3D3A39"/>
+                <w:sz w:val="20"/>
+                <w:szCs w:val="20"/>
+                <w:shd w:fill="EDEAE8" w:color="auto" w:val="clear"/>
+              </w:rPr>
+              <w:t xml:space="preserve">ouvrir-pour-chatgpt.bat</w:t>
+            </w:r>
+            <w:r>
+              <w:t xml:space="preserve">.</w:t>
+            </w:r>
+          </w:p>
+        </w:tc>
+      </w:tr>
+      <w:tr>
+        <w:trPr>
+          <w:cantSplit/>
+        </w:trPr>
+        <w:tc>
+          <w:tcPr>
+            <w:tcW w:type="dxa" w:w="3000"/>
+            <w:tcBorders>
+              <w:top w:val="single" w:color="D9D4D1" w:sz="4"/>
+              <w:left w:val="single" w:color="D9D4D1" w:sz="4"/>
+              <w:bottom w:val="single" w:color="D9D4D1" w:sz="4"/>
+              <w:right w:val="single" w:color="D9D4D1" w:sz="4"/>
+            </w:tcBorders>
+            <w:shd w:fill="F7F5F4" w:color="auto" w:val="clear"/>
+            <w:tcMar>
+              <w:top w:type="dxa" w:w="80"/>
+              <w:left w:type="dxa" w:w="120"/>
+              <w:bottom w:type="dxa" w:w="80"/>
+              <w:right w:type="dxa" w:w="120"/>
+            </w:tcMar>
+            <w:vAlign w:val="center"/>
+          </w:tcPr>
+          <w:p>
+            <w:pPr>
+              <w:spacing w:after="40"/>
+            </w:pPr>
+            <w:r>
+              <w:t xml:space="preserve">Une personne</w:t>
+            </w:r>
+          </w:p>
+        </w:tc>
+        <w:tc>
+          <w:tcPr>
+            <w:tcW w:type="dxa" w:w="6638"/>
+            <w:tcBorders>
+              <w:top w:val="single" w:color="D9D4D1" w:sz="4"/>
+              <w:left w:val="single" w:color="D9D4D1" w:sz="4"/>
+              <w:bottom w:val="single" w:color="D9D4D1" w:sz="4"/>
+              <w:right w:val="single" w:color="D9D4D1" w:sz="4"/>
+            </w:tcBorders>
+            <w:shd w:fill="F7F5F4" w:color="auto" w:val="clear"/>
+            <w:tcMar>
+              <w:top w:type="dxa" w:w="80"/>
+              <w:left w:type="dxa" w:w="120"/>
+              <w:bottom w:type="dxa" w:w="80"/>
+              <w:right w:type="dxa" w:w="120"/>
+            </w:tcMar>
+            <w:vAlign w:val="center"/>
+          </w:tcPr>
+          <w:p>
+            <w:pPr>
+              <w:spacing w:after="40"/>
+            </w:pPr>
+            <w:r>
+              <w:t xml:space="preserve">Supprimer sa clé (page </w:t>
+            </w:r>
+            <w:r>
+              <w:rPr>
+                <w:b/>
+                <w:bCs/>
+              </w:rPr>
+              <w:t xml:space="preserve">Compte</w:t>
+            </w:r>
+            <w:r>
+              <w:t xml:space="preserve">, corbeille).</w:t>
+            </w:r>
+          </w:p>
+        </w:tc>
+      </w:tr>
+      <w:tr>
+        <w:trPr>
+          <w:cantSplit/>
+        </w:trPr>
+        <w:tc>
+          <w:tcPr>
+            <w:tcW w:type="dxa" w:w="3000"/>
+            <w:tcBorders>
+              <w:top w:val="single" w:color="D9D4D1" w:sz="4"/>
+              <w:left w:val="single" w:color="D9D4D1" w:sz="4"/>
+              <w:bottom w:val="single" w:color="D9D4D1" w:sz="4"/>
+              <w:right w:val="single" w:color="D9D4D1" w:sz="4"/>
+            </w:tcBorders>
+            <w:shd w:fill="FFFFFF" w:color="auto" w:val="clear"/>
+            <w:tcMar>
+              <w:top w:type="dxa" w:w="80"/>
+              <w:left w:type="dxa" w:w="120"/>
+              <w:bottom w:type="dxa" w:w="80"/>
+              <w:right w:type="dxa" w:w="120"/>
+            </w:tcMar>
+            <w:vAlign w:val="center"/>
+          </w:tcPr>
+          <w:p>
+            <w:pPr>
+              <w:spacing w:after="40"/>
+            </w:pPr>
+            <w:r>
+              <w:t xml:space="preserve">Tout le monde</w:t>
+            </w:r>
+          </w:p>
+        </w:tc>
+        <w:tc>
+          <w:tcPr>
+            <w:tcW w:type="dxa" w:w="6638"/>
+            <w:tcBorders>
+              <w:top w:val="single" w:color="D9D4D1" w:sz="4"/>
+              <w:left w:val="single" w:color="D9D4D1" w:sz="4"/>
+              <w:bottom w:val="single" w:color="D9D4D1" w:sz="4"/>
+              <w:right w:val="single" w:color="D9D4D1" w:sz="4"/>
+            </w:tcBorders>
+            <w:shd w:fill="FFFFFF" w:color="auto" w:val="clear"/>
+            <w:tcMar>
+              <w:top w:type="dxa" w:w="80"/>
+              <w:left w:type="dxa" w:w="120"/>
+              <w:bottom w:type="dxa" w:w="80"/>
+              <w:right w:type="dxa" w:w="120"/>
+            </w:tcMar>
+            <w:vAlign w:val="center"/>
+          </w:tcPr>
+          <w:p>
+            <w:pPr>
+              <w:spacing w:after="40"/>
+            </w:pPr>
+            <w:r>
+              <w:rPr>
+                <w:b/>
+                <w:bCs/>
+              </w:rPr>
+              <w:t xml:space="preserve">Compte</w:t>
+            </w:r>
+            <w:r>
+              <w:t xml:space="preserve"> → </w:t>
+            </w:r>
+            <w:r>
+              <w:rPr>
+                <w:b/>
+                <w:bCs/>
+              </w:rPr>
+              <w:t xml:space="preserve">Désactiver</w:t>
+            </w:r>
+            <w:r>
+              <w:t xml:space="preserve"> le connecteur ChatGPT.</w:t>
+            </w:r>
+          </w:p>
+        </w:tc>
+      </w:tr>
+    </w:tbl>
+    <w:p>
+      <w:pPr>
+        <w:pStyle w:val="Heading1"/>
+        <w:keepNext/>
+        <w:pageBreakBefore/>
+      </w:pPr>
+      <w:r>
+        <w:t xml:space="preserve">13. Mettre à jour l'application</w:t>
+      </w:r>
+    </w:p>
+    <w:p>
+      <w:pPr>
+        <w:spacing w:after="120"/>
+      </w:pPr>
+      <w:r>
+        <w:t xml:space="preserve">Quand une nouvelle version est publiée sur GitHub :</w:t>
+      </w:r>
+    </w:p>
+    <w:p>
+      <w:pPr>
+        <w:pStyle w:val="ListParagraph"/>
+        <w:numPr>
+          <w:ilvl w:val="0"/>
+          <w:numId w:val="17"/>
+        </w:numPr>
+        <w:spacing w:after="100"/>
+      </w:pPr>
+      <w:r>
+        <w:t xml:space="preserve">Sur le PC serveur, double-cliquez sur </w:t>
+      </w:r>
+      <w:r>
+        <w:rPr>
+          <w:rFonts w:ascii="Consolas" w:cs="Consolas" w:eastAsia="Consolas" w:hAnsi="Consolas"/>
+          <w:b/>
+          <w:bCs/>
+          <w:color w:val="3D3A39"/>
+          <w:sz w:val="20"/>
+          <w:szCs w:val="20"/>
+          <w:shd w:fill="EDEAE8" w:color="auto" w:val="clear"/>
+        </w:rPr>
+        <w:t xml:space="preserve">mettre-a-jour.bat</w:t>
+      </w:r>
+      <w:r>
+        <w:t xml:space="preserve">.</w:t>
+      </w:r>
+    </w:p>
+    <w:p>
+      <w:pPr>
+        <w:pStyle w:val="ListParagraph"/>
+        <w:numPr>
+          <w:ilvl w:val="0"/>
+          <w:numId w:val="17"/>
+        </w:numPr>
+        <w:spacing w:after="100"/>
+      </w:pPr>
+      <w:r>
+        <w:t xml:space="preserve">Le script arrête l'application, récupère la nouvelle version, réinstalle les composants et relance l'application.</w:t>
+      </w:r>
+    </w:p>
+    <w:p>
+      <w:pPr>
+        <w:pStyle w:val="ListParagraph"/>
+        <w:numPr>
+          <w:ilvl w:val="0"/>
+          <w:numId w:val="17"/>
+        </w:numPr>
+        <w:spacing w:after="100"/>
+      </w:pPr>
+      <w:r>
+        <w:t xml:space="preserve">Si une fenêtre GitHub demande de vous connecter, connectez-vous.</w:t>
+      </w:r>
+    </w:p>
+    <w:p>
+      <w:pPr>
+        <w:pStyle w:val="ListParagraph"/>
+        <w:numPr>
+          <w:ilvl w:val="0"/>
+          <w:numId w:val="17"/>
+        </w:numPr>
+        <w:spacing w:after="100"/>
+      </w:pPr>
+      <w:r>
+        <w:t xml:space="preserve">Attendez </w:t>
+      </w:r>
+      <w:r>
+        <w:rPr>
+          <w:b/>
+          <w:bCs/>
+        </w:rPr>
+        <w:t xml:space="preserve">« Mise à jour terminée »</w:t>
+      </w:r>
+      <w:r>
+        <w:t xml:space="preserve">.</w:t>
+      </w:r>
+    </w:p>
+    <w:p>
+      <w:pPr>
+        <w:pStyle w:val="ListParagraph"/>
+        <w:numPr>
+          <w:ilvl w:val="0"/>
+          <w:numId w:val="17"/>
         </w:numPr>
         <w:spacing w:after="100"/>
       </w:pPr>
@@ -5841,7 +6959,7 @@
         <w:keepNext/>
       </w:pPr>
       <w:r>
-        <w:t xml:space="preserve">13. Sauvegardes et restauration</w:t>
+        <w:t xml:space="preserve">14. Sauvegardes et restauration</w:t>
       </w:r>
     </w:p>
     <w:p>
@@ -6044,7 +7162,7 @@
         <w:pStyle w:val="ListParagraph"/>
         <w:numPr>
           <w:ilvl w:val="0"/>
-          <w:numId w:val="16"/>
+          <w:numId w:val="18"/>
         </w:numPr>
         <w:spacing w:after="100"/>
       </w:pPr>
@@ -6072,7 +7190,7 @@
         <w:pStyle w:val="ListParagraph"/>
         <w:numPr>
           <w:ilvl w:val="0"/>
-          <w:numId w:val="16"/>
+          <w:numId w:val="18"/>
         </w:numPr>
         <w:spacing w:after="100"/>
       </w:pPr>
@@ -6124,7 +7242,7 @@
         <w:pStyle w:val="ListParagraph"/>
         <w:numPr>
           <w:ilvl w:val="0"/>
-          <w:numId w:val="16"/>
+          <w:numId w:val="18"/>
         </w:numPr>
         <w:spacing w:after="100"/>
       </w:pPr>
@@ -6163,7 +7281,7 @@
         <w:pStyle w:val="ListParagraph"/>
         <w:numPr>
           <w:ilvl w:val="0"/>
-          <w:numId w:val="16"/>
+          <w:numId w:val="18"/>
         </w:numPr>
         <w:spacing w:after="100"/>
       </w:pPr>
@@ -6204,7 +7322,7 @@
         <w:pStyle w:val="ListParagraph"/>
         <w:numPr>
           <w:ilvl w:val="0"/>
-          <w:numId w:val="16"/>
+          <w:numId w:val="18"/>
         </w:numPr>
         <w:spacing w:after="100"/>
       </w:pPr>
@@ -6234,7 +7352,7 @@
         <w:pageBreakBefore/>
       </w:pPr>
       <w:r>
-        <w:t xml:space="preserve">14. Récapitulatif des scripts</w:t>
+        <w:t xml:space="preserve">15. Récapitulatif des scripts</w:t>
       </w:r>
     </w:p>
     <w:p>
@@ -7223,6 +8341,99 @@
           </w:p>
         </w:tc>
       </w:tr>
+      <w:tr>
+        <w:trPr>
+          <w:cantSplit/>
+        </w:trPr>
+        <w:tc>
+          <w:tcPr>
+            <w:tcW w:type="dxa" w:w="3000"/>
+            <w:tcBorders>
+              <w:top w:val="single" w:color="D9D4D1" w:sz="4"/>
+              <w:left w:val="single" w:color="D9D4D1" w:sz="4"/>
+              <w:bottom w:val="single" w:color="D9D4D1" w:sz="4"/>
+              <w:right w:val="single" w:color="D9D4D1" w:sz="4"/>
+            </w:tcBorders>
+            <w:shd w:fill="F7F5F4" w:color="auto" w:val="clear"/>
+            <w:tcMar>
+              <w:top w:type="dxa" w:w="80"/>
+              <w:left w:type="dxa" w:w="120"/>
+              <w:bottom w:type="dxa" w:w="80"/>
+              <w:right w:type="dxa" w:w="120"/>
+            </w:tcMar>
+            <w:vAlign w:val="center"/>
+          </w:tcPr>
+          <w:p>
+            <w:pPr>
+              <w:spacing w:after="40"/>
+            </w:pPr>
+            <w:r>
+              <w:rPr>
+                <w:rFonts w:ascii="Consolas" w:cs="Consolas" w:eastAsia="Consolas" w:hAnsi="Consolas"/>
+                <w:color w:val="3D3A39"/>
+                <w:sz w:val="20"/>
+                <w:szCs w:val="20"/>
+                <w:shd w:fill="EDEAE8" w:color="auto" w:val="clear"/>
+              </w:rPr>
+              <w:t xml:space="preserve">ouvrir-pour-chatgpt.bat</w:t>
+            </w:r>
+          </w:p>
+        </w:tc>
+        <w:tc>
+          <w:tcPr>
+            <w:tcW w:type="dxa" w:w="1900"/>
+            <w:tcBorders>
+              <w:top w:val="single" w:color="D9D4D1" w:sz="4"/>
+              <w:left w:val="single" w:color="D9D4D1" w:sz="4"/>
+              <w:bottom w:val="single" w:color="D9D4D1" w:sz="4"/>
+              <w:right w:val="single" w:color="D9D4D1" w:sz="4"/>
+            </w:tcBorders>
+            <w:shd w:fill="F7F5F4" w:color="auto" w:val="clear"/>
+            <w:tcMar>
+              <w:top w:type="dxa" w:w="80"/>
+              <w:left w:type="dxa" w:w="120"/>
+              <w:bottom w:type="dxa" w:w="80"/>
+              <w:right w:type="dxa" w:w="120"/>
+            </w:tcMar>
+            <w:vAlign w:val="center"/>
+          </w:tcPr>
+          <w:p>
+            <w:pPr>
+              <w:spacing w:after="40"/>
+            </w:pPr>
+            <w:r>
+              <w:t xml:space="preserve">Facultatif</w:t>
+            </w:r>
+          </w:p>
+        </w:tc>
+        <w:tc>
+          <w:tcPr>
+            <w:tcW w:type="dxa" w:w="4738"/>
+            <w:tcBorders>
+              <w:top w:val="single" w:color="D9D4D1" w:sz="4"/>
+              <w:left w:val="single" w:color="D9D4D1" w:sz="4"/>
+              <w:bottom w:val="single" w:color="D9D4D1" w:sz="4"/>
+              <w:right w:val="single" w:color="D9D4D1" w:sz="4"/>
+            </w:tcBorders>
+            <w:shd w:fill="F7F5F4" w:color="auto" w:val="clear"/>
+            <w:tcMar>
+              <w:top w:type="dxa" w:w="80"/>
+              <w:left w:type="dxa" w:w="120"/>
+              <w:bottom w:type="dxa" w:w="80"/>
+              <w:right w:type="dxa" w:w="120"/>
+            </w:tcMar>
+            <w:vAlign w:val="center"/>
+          </w:tcPr>
+          <w:p>
+            <w:pPr>
+              <w:spacing w:after="40"/>
+            </w:pPr>
+            <w:r>
+              <w:t xml:space="preserve">Ouvre le tunnel sécurisé vers le connecteur ChatGPT, tant que la fenêtre reste ouverte.</w:t>
+            </w:r>
+          </w:p>
+        </w:tc>
+      </w:tr>
     </w:tbl>
     <w:p>
       <w:pPr>
@@ -7231,7 +8442,7 @@
         <w:pageBreakBefore/>
       </w:pPr>
       <w:r>
-        <w:t xml:space="preserve">15. Dépannage</w:t>
+        <w:t xml:space="preserve">16. Dépannage</w:t>
       </w:r>
     </w:p>
     <w:tbl>
@@ -7832,7 +9043,7 @@
               <w:spacing w:after="40"/>
             </w:pPr>
             <w:r>
-              <w:t xml:space="preserve">Ancienne version du script : voir chapitre 12 (une seule fois).</w:t>
+              <w:t xml:space="preserve">Ancienne version du script : voir chapitre 13 (une seule fois).</w:t>
             </w:r>
           </w:p>
         </w:tc>
@@ -8163,7 +9374,7 @@
               <w:spacing w:after="40"/>
             </w:pPr>
             <w:r>
-              <w:t xml:space="preserve">Claude : « Clé d'accès refusée »</w:t>
+              <w:t xml:space="preserve">ChatGPT ne joint plus l'application</w:t>
             </w:r>
           </w:p>
         </w:tc>
@@ -8190,7 +9401,7 @@
               <w:spacing w:after="40"/>
             </w:pPr>
             <w:r>
-              <w:t xml:space="preserve">La clé a été supprimée ou le compte désactivé : créez une nouvelle clé et relancez </w:t>
+              <w:t xml:space="preserve">La fenêtre </w:t>
             </w:r>
             <w:r>
               <w:rPr>
@@ -8200,6 +9411,157 @@
                 <w:szCs w:val="20"/>
                 <w:shd w:fill="EDEAE8" w:color="auto" w:val="clear"/>
               </w:rPr>
+              <w:t xml:space="preserve">ouvrir-pour-chatgpt.bat</w:t>
+            </w:r>
+            <w:r>
+              <w:t xml:space="preserve"> a été fermée, ou l'adresse a changé : relancez le script et mettez à jour l'adresse dans ChatGPT.</w:t>
+            </w:r>
+          </w:p>
+        </w:tc>
+      </w:tr>
+      <w:tr>
+        <w:trPr>
+          <w:cantSplit/>
+        </w:trPr>
+        <w:tc>
+          <w:tcPr>
+            <w:tcW w:type="dxa" w:w="3600"/>
+            <w:tcBorders>
+              <w:top w:val="single" w:color="D9D4D1" w:sz="4"/>
+              <w:left w:val="single" w:color="D9D4D1" w:sz="4"/>
+              <w:bottom w:val="single" w:color="D9D4D1" w:sz="4"/>
+              <w:right w:val="single" w:color="D9D4D1" w:sz="4"/>
+            </w:tcBorders>
+            <w:shd w:fill="FFFFFF" w:color="auto" w:val="clear"/>
+            <w:tcMar>
+              <w:top w:type="dxa" w:w="80"/>
+              <w:left w:type="dxa" w:w="120"/>
+              <w:bottom w:type="dxa" w:w="80"/>
+              <w:right w:type="dxa" w:w="120"/>
+            </w:tcMar>
+            <w:vAlign w:val="center"/>
+          </w:tcPr>
+          <w:p>
+            <w:pPr>
+              <w:spacing w:after="40"/>
+            </w:pPr>
+            <w:r>
+              <w:t xml:space="preserve">« Le connecteur ChatGPT est désactivé »</w:t>
+            </w:r>
+          </w:p>
+        </w:tc>
+        <w:tc>
+          <w:tcPr>
+            <w:tcW w:type="dxa" w:w="6038"/>
+            <w:tcBorders>
+              <w:top w:val="single" w:color="D9D4D1" w:sz="4"/>
+              <w:left w:val="single" w:color="D9D4D1" w:sz="4"/>
+              <w:bottom w:val="single" w:color="D9D4D1" w:sz="4"/>
+              <w:right w:val="single" w:color="D9D4D1" w:sz="4"/>
+            </w:tcBorders>
+            <w:shd w:fill="FFFFFF" w:color="auto" w:val="clear"/>
+            <w:tcMar>
+              <w:top w:type="dxa" w:w="80"/>
+              <w:left w:type="dxa" w:w="120"/>
+              <w:bottom w:type="dxa" w:w="80"/>
+              <w:right w:type="dxa" w:w="120"/>
+            </w:tcMar>
+            <w:vAlign w:val="center"/>
+          </w:tcPr>
+          <w:p>
+            <w:pPr>
+              <w:spacing w:after="40"/>
+            </w:pPr>
+            <w:r>
+              <w:t xml:space="preserve">L'administrateur doit l'activer : </w:t>
+            </w:r>
+            <w:r>
+              <w:rPr>
+                <w:b/>
+                <w:bCs/>
+              </w:rPr>
+              <w:t xml:space="preserve">Compte</w:t>
+            </w:r>
+            <w:r>
+              <w:t xml:space="preserve"> → </w:t>
+            </w:r>
+            <w:r>
+              <w:rPr>
+                <w:b/>
+                <w:bCs/>
+              </w:rPr>
+              <w:t xml:space="preserve">Activer le connecteur ChatGPT</w:t>
+            </w:r>
+            <w:r>
+              <w:t xml:space="preserve">.</w:t>
+            </w:r>
+          </w:p>
+        </w:tc>
+      </w:tr>
+      <w:tr>
+        <w:trPr>
+          <w:cantSplit/>
+        </w:trPr>
+        <w:tc>
+          <w:tcPr>
+            <w:tcW w:type="dxa" w:w="3600"/>
+            <w:tcBorders>
+              <w:top w:val="single" w:color="D9D4D1" w:sz="4"/>
+              <w:left w:val="single" w:color="D9D4D1" w:sz="4"/>
+              <w:bottom w:val="single" w:color="D9D4D1" w:sz="4"/>
+              <w:right w:val="single" w:color="D9D4D1" w:sz="4"/>
+            </w:tcBorders>
+            <w:shd w:fill="F7F5F4" w:color="auto" w:val="clear"/>
+            <w:tcMar>
+              <w:top w:type="dxa" w:w="80"/>
+              <w:left w:type="dxa" w:w="120"/>
+              <w:bottom w:type="dxa" w:w="80"/>
+              <w:right w:type="dxa" w:w="120"/>
+            </w:tcMar>
+            <w:vAlign w:val="center"/>
+          </w:tcPr>
+          <w:p>
+            <w:pPr>
+              <w:spacing w:after="40"/>
+            </w:pPr>
+            <w:r>
+              <w:t xml:space="preserve">Claude : « Clé d'accès refusée »</w:t>
+            </w:r>
+          </w:p>
+        </w:tc>
+        <w:tc>
+          <w:tcPr>
+            <w:tcW w:type="dxa" w:w="6038"/>
+            <w:tcBorders>
+              <w:top w:val="single" w:color="D9D4D1" w:sz="4"/>
+              <w:left w:val="single" w:color="D9D4D1" w:sz="4"/>
+              <w:bottom w:val="single" w:color="D9D4D1" w:sz="4"/>
+              <w:right w:val="single" w:color="D9D4D1" w:sz="4"/>
+            </w:tcBorders>
+            <w:shd w:fill="F7F5F4" w:color="auto" w:val="clear"/>
+            <w:tcMar>
+              <w:top w:type="dxa" w:w="80"/>
+              <w:left w:type="dxa" w:w="120"/>
+              <w:bottom w:type="dxa" w:w="80"/>
+              <w:right w:type="dxa" w:w="120"/>
+            </w:tcMar>
+            <w:vAlign w:val="center"/>
+          </w:tcPr>
+          <w:p>
+            <w:pPr>
+              <w:spacing w:after="40"/>
+            </w:pPr>
+            <w:r>
+              <w:t xml:space="preserve">La clé a été supprimée ou le compte désactivé : créez une nouvelle clé et relancez </w:t>
+            </w:r>
+            <w:r>
+              <w:rPr>
+                <w:rFonts w:ascii="Consolas" w:cs="Consolas" w:eastAsia="Consolas" w:hAnsi="Consolas"/>
+                <w:color w:val="3D3A39"/>
+                <w:sz w:val="20"/>
+                <w:szCs w:val="20"/>
+                <w:shd w:fill="EDEAE8" w:color="auto" w:val="clear"/>
+              </w:rPr>
               <w:t xml:space="preserve">lier-a-claude.bat</w:t>
             </w:r>
             <w:r>
@@ -8216,7 +9578,7 @@
         <w:pageBreakBefore/>
       </w:pPr>
       <w:r>
-        <w:t xml:space="preserve">16. Fiche mémo à remplir</w:t>
+        <w:t xml:space="preserve">17. Fiche mémo à remplir</w:t>
       </w:r>
     </w:p>
     <w:p>
@@ -9413,6 +10775,58 @@
     </w:lvl>
   </w:abstractNum>
   <w:abstractNum w:abstractNumId="16" w15:restartNumberingAfterBreak="0">
+    <w:multiLevelType w:val="hybridMultilevel"/>
+    <w:lvl w:ilvl="0" w15:tentative="1">
+      <w:start w:val="1"/>
+      <w:numFmt w:val="decimal"/>
+      <w:lvlText w:val="%1."/>
+      <w:lvlJc w:val="left"/>
+      <w:pPr>
+        <w:ind w:left="540" w:hanging="360"/>
+      </w:pPr>
+      <w:rPr>
+        <w:b/>
+        <w:bCs/>
+        <w:color w:val="C4122F"/>
+      </w:rPr>
+    </w:lvl>
+    <w:lvl w:ilvl="1" w15:tentative="1">
+      <w:start w:val="1"/>
+      <w:numFmt w:val="bullet"/>
+      <w:lvlText w:val="–"/>
+      <w:lvlJc w:val="left"/>
+      <w:pPr>
+        <w:ind w:left="1080" w:hanging="300"/>
+      </w:pPr>
+    </w:lvl>
+  </w:abstractNum>
+  <w:abstractNum w:abstractNumId="17" w15:restartNumberingAfterBreak="0">
+    <w:multiLevelType w:val="hybridMultilevel"/>
+    <w:lvl w:ilvl="0" w15:tentative="1">
+      <w:start w:val="1"/>
+      <w:numFmt w:val="decimal"/>
+      <w:lvlText w:val="%1."/>
+      <w:lvlJc w:val="left"/>
+      <w:pPr>
+        <w:ind w:left="540" w:hanging="360"/>
+      </w:pPr>
+      <w:rPr>
+        <w:b/>
+        <w:bCs/>
+        <w:color w:val="C4122F"/>
+      </w:rPr>
+    </w:lvl>
+    <w:lvl w:ilvl="1" w15:tentative="1">
+      <w:start w:val="1"/>
+      <w:numFmt w:val="bullet"/>
+      <w:lvlText w:val="–"/>
+      <w:lvlJc w:val="left"/>
+      <w:pPr>
+        <w:ind w:left="1080" w:hanging="300"/>
+      </w:pPr>
+    </w:lvl>
+  </w:abstractNum>
+  <w:abstractNum w:abstractNumId="18" w15:restartNumberingAfterBreak="0">
     <w:multiLevelType w:val="hybridMultilevel"/>
     <w:lvl w:ilvl="0" w15:tentative="1">
       <w:start w:val="1"/>
@@ -9530,6 +10944,18 @@
   </w:num>
   <w:num w:numId="16">
     <w:abstractNumId w:val="16"/>
+    <w:lvlOverride w:ilvl="0">
+      <w:startOverride w:val="1"/>
+    </w:lvlOverride>
+  </w:num>
+  <w:num w:numId="17">
+    <w:abstractNumId w:val="17"/>
+    <w:lvlOverride w:ilvl="0">
+      <w:startOverride w:val="1"/>
+    </w:lvlOverride>
+  </w:num>
+  <w:num w:numId="18">
+    <w:abstractNumId w:val="18"/>
     <w:lvlOverride w:ilvl="0">
       <w:startOverride w:val="1"/>
     </w:lvlOverride>
